--- a/letters/04_Will_Package_with_POA_Engagement_Agreement_Joint.docx
+++ b/letters/04_Will_Package_with_POA_Engagement_Agreement_Joint.docx
@@ -307,7 +307,7 @@
           <w:sz w:val="21"/>
           <w:szCs w:val="21"/>
         </w:rPr>
-        <w:t xml:space="preserve">The above flat fee is due in full at the time Client signs this Agreement, payable through the Firm's online payment portal as part of the checkout process. Advance fees are deposited into the Firm's IOLTA trust account and are not earned by Attorney until the deliverable described in Section 1 is complete and delivered to Client, consistent with the Firm's standard trust accounting practice.</w:t>
+        <w:t xml:space="preserve">The above flat fee is due in full at the time Client signs this Agreement, payable through the Firm's online payment portal as part of the checkout process. Advance fees are deposited into the Firm's IOLTA trust account and are released to Attorney's operating account only as earned under the milestones in Section 3 below, consistent with the Firm's standard trust accounting practice.</w:t>
       </w:r>
     </w:p>
     <w:p>
@@ -336,35 +336,162 @@
           <w:sz w:val="22"/>
           <w:szCs w:val="22"/>
         </w:rPr>
-        <w:t xml:space="preserve">Section 3. Joint Representation Disclosure</w:t>
-      </w:r>
-    </w:p>
-    <w:p>
-      <w:pPr>
-        <w:spacing w:after="140" w:line="276"/>
-      </w:pPr>
-      <w:r>
-        <w:rPr>
-          <w:rFonts w:ascii="Calibri" w:cs="Calibri" w:eastAsia="Calibri" w:hAnsi="Calibri"/>
-          <w:sz w:val="21"/>
-          <w:szCs w:val="21"/>
-        </w:rPr>
-        <w:t xml:space="preserve">Attorney is engaged to represent both spouses jointly in connection with the estate planning documents described in this Agreement. Joint representation of spouses in estate planning is common and, absent a conflict of interest, permitted under Georgia Rule of Professional Conduct 1.7 and Texas Disciplinary Rule of Professional Conduct 1.06.</w:t>
-      </w:r>
-    </w:p>
-    <w:p>
-      <w:pPr>
-        <w:spacing w:after="140" w:line="276"/>
-      </w:pPr>
-      <w:r>
-        <w:rPr>
-          <w:rFonts w:ascii="Calibri" w:cs="Calibri" w:eastAsia="Calibri" w:hAnsi="Calibri"/>
-          <w:sz w:val="21"/>
-          <w:szCs w:val="21"/>
-        </w:rPr>
-        <w:t xml:space="preserve">Each Client understands that information shared by either spouse with Attorney in connection with this engagement will not be treated as confidential from the other spouse, and that Attorney cannot maintain separate confidences between joint Clients regarding the subject matter of this engagement. If, at any point, Attorney determines that a conflict of interest exists between the Clients that cannot be waived, Attorney reserves the right to withdraw from representing either or both Clients.</w:t>
-      </w:r>
-    </w:p>
+        <w:t xml:space="preserve">Section 3. Fee Earning Milestones</w:t>
+      </w:r>
+    </w:p>
+    <w:p>
+      <w:pPr>
+        <w:spacing w:after="140" w:line="276"/>
+      </w:pPr>
+      <w:r>
+        <w:rPr>
+          <w:rFonts w:ascii="Calibri" w:cs="Calibri" w:eastAsia="Calibri" w:hAnsi="Calibri"/>
+          <w:sz w:val="21"/>
+          <w:szCs w:val="21"/>
+        </w:rPr>
+        <w:t xml:space="preserve">The flat fee is earned by Attorney, and transferred from the Firm's IOLTA trust account to Attorney's operating account, according to the following milestones:</w:t>
+      </w:r>
+    </w:p>
+    <w:tbl>
+      <w:tblPr>
+        <w:tblW w:type="dxa" w:w="9350"/>
+        <w:tblBorders>
+          <w:top w:val="single" w:color="auto" w:sz="4"/>
+          <w:left w:val="single" w:color="auto" w:sz="4"/>
+          <w:bottom w:val="single" w:color="auto" w:sz="4"/>
+          <w:right w:val="single" w:color="auto" w:sz="4"/>
+          <w:insideH w:val="single" w:color="auto" w:sz="4"/>
+          <w:insideV w:val="single" w:color="auto" w:sz="4"/>
+        </w:tblBorders>
+      </w:tblPr>
+      <w:tblGrid>
+        <w:gridCol w:w="6350"/>
+        <w:gridCol w:w="3000"/>
+      </w:tblGrid>
+      <w:tr>
+        <w:tc>
+          <w:tcPr>
+            <w:tcW w:type="dxa" w:w="6350"/>
+            <w:shd w:fill="1F3050" w:val="clear"/>
+          </w:tcPr>
+          <w:p>
+            <w:r>
+              <w:rPr>
+                <w:rFonts w:ascii="Calibri" w:cs="Calibri" w:eastAsia="Calibri" w:hAnsi="Calibri"/>
+                <w:b/>
+                <w:bCs/>
+                <w:color w:val="FFFFFF"/>
+                <w:sz w:val="20"/>
+                <w:szCs w:val="20"/>
+              </w:rPr>
+              <w:t xml:space="preserve">Milestone</w:t>
+            </w:r>
+          </w:p>
+        </w:tc>
+        <w:tc>
+          <w:tcPr>
+            <w:tcW w:type="dxa" w:w="3000"/>
+            <w:shd w:fill="1F3050" w:val="clear"/>
+          </w:tcPr>
+          <w:p>
+            <w:pPr>
+              <w:jc w:val="center"/>
+            </w:pPr>
+            <w:r>
+              <w:rPr>
+                <w:rFonts w:ascii="Calibri" w:cs="Calibri" w:eastAsia="Calibri" w:hAnsi="Calibri"/>
+                <w:b/>
+                <w:bCs/>
+                <w:color w:val="FFFFFF"/>
+                <w:sz w:val="20"/>
+                <w:szCs w:val="20"/>
+              </w:rPr>
+              <w:t xml:space="preserve">Portion Earned</w:t>
+            </w:r>
+          </w:p>
+        </w:tc>
+      </w:tr>
+      <w:tr>
+        <w:tc>
+          <w:tcPr>
+            <w:tcW w:type="dxa" w:w="6350"/>
+            <w:shd w:fill="FAF7F0" w:val="clear"/>
+          </w:tcPr>
+          <w:p>
+            <w:r>
+              <w:rPr>
+                <w:rFonts w:ascii="Calibri" w:cs="Calibri" w:eastAsia="Calibri" w:hAnsi="Calibri"/>
+                <w:sz w:val="20"/>
+                <w:szCs w:val="20"/>
+              </w:rPr>
+              <w:t xml:space="preserve">Delivery of the initial draft document(s) to Client for review</w:t>
+            </w:r>
+          </w:p>
+        </w:tc>
+        <w:tc>
+          <w:tcPr>
+            <w:tcW w:type="dxa" w:w="3000"/>
+            <w:shd w:fill="FAF7F0" w:val="clear"/>
+          </w:tcPr>
+          <w:p>
+            <w:pPr>
+              <w:jc w:val="center"/>
+            </w:pPr>
+            <w:r>
+              <w:rPr>
+                <w:rFonts w:ascii="Calibri" w:cs="Calibri" w:eastAsia="Calibri" w:hAnsi="Calibri"/>
+                <w:b/>
+                <w:bCs/>
+                <w:color w:val="1F3050"/>
+                <w:sz w:val="20"/>
+                <w:szCs w:val="20"/>
+              </w:rPr>
+              <w:t xml:space="preserve">50%</w:t>
+            </w:r>
+          </w:p>
+        </w:tc>
+      </w:tr>
+      <w:tr>
+        <w:tc>
+          <w:tcPr>
+            <w:tcW w:type="dxa" w:w="6350"/>
+            <w:shd w:fill="FFFFFF" w:val="clear"/>
+          </w:tcPr>
+          <w:p>
+            <w:r>
+              <w:rPr>
+                <w:rFonts w:ascii="Calibri" w:cs="Calibri" w:eastAsia="Calibri" w:hAnsi="Calibri"/>
+                <w:sz w:val="20"/>
+                <w:szCs w:val="20"/>
+              </w:rPr>
+              <w:t xml:space="preserve">Delivery of the final, execution-ready document(s) to Client</w:t>
+            </w:r>
+          </w:p>
+        </w:tc>
+        <w:tc>
+          <w:tcPr>
+            <w:tcW w:type="dxa" w:w="3000"/>
+            <w:shd w:fill="FFFFFF" w:val="clear"/>
+          </w:tcPr>
+          <w:p>
+            <w:pPr>
+              <w:jc w:val="center"/>
+            </w:pPr>
+            <w:r>
+              <w:rPr>
+                <w:rFonts w:ascii="Calibri" w:cs="Calibri" w:eastAsia="Calibri" w:hAnsi="Calibri"/>
+                <w:b/>
+                <w:bCs/>
+                <w:color w:val="1F3050"/>
+                <w:sz w:val="20"/>
+                <w:szCs w:val="20"/>
+              </w:rPr>
+              <w:t xml:space="preserve">50%</w:t>
+            </w:r>
+          </w:p>
+        </w:tc>
+      </w:tr>
+    </w:tbl>
     <w:p>
       <w:pPr>
         <w:spacing w:after="100" w:before="200"/>
@@ -378,20 +505,33 @@
           <w:sz w:val="22"/>
           <w:szCs w:val="22"/>
         </w:rPr>
-        <w:t xml:space="preserve">Section 4. Deliverables and Acceptance</w:t>
-      </w:r>
-    </w:p>
-    <w:p>
-      <w:pPr>
-        <w:spacing w:after="140" w:line="276"/>
-      </w:pPr>
-      <w:r>
-        <w:rPr>
-          <w:rFonts w:ascii="Calibri" w:cs="Calibri" w:eastAsia="Calibri" w:hAnsi="Calibri"/>
-          <w:sz w:val="21"/>
-          <w:szCs w:val="21"/>
-        </w:rPr>
-        <w:t xml:space="preserve">Client has 5 business days from the date of delivery to review the deliverable and request revisions within the scope of this engagement. The deliverable is deemed accepted if Attorney receives no written objection within that period. Revisions requested outside the 5 business day window, or revisions that exceed the scope described in Section 1, will be billed as an out-of-scope service at Attorney's then-current hourly rate.</w:t>
+        <w:t xml:space="preserve">Section 4. Joint Representation Disclosure</w:t>
+      </w:r>
+    </w:p>
+    <w:p>
+      <w:pPr>
+        <w:spacing w:after="140" w:line="276"/>
+      </w:pPr>
+      <w:r>
+        <w:rPr>
+          <w:rFonts w:ascii="Calibri" w:cs="Calibri" w:eastAsia="Calibri" w:hAnsi="Calibri"/>
+          <w:sz w:val="21"/>
+          <w:szCs w:val="21"/>
+        </w:rPr>
+        <w:t xml:space="preserve">Attorney is engaged to represent both spouses jointly in connection with the estate planning documents described in this Agreement. Joint representation of spouses in estate planning is common and, absent a conflict of interest, permitted under Georgia Rule of Professional Conduct 1.7 and Texas Disciplinary Rule of Professional Conduct 1.06.</w:t>
+      </w:r>
+    </w:p>
+    <w:p>
+      <w:pPr>
+        <w:spacing w:after="140" w:line="276"/>
+      </w:pPr>
+      <w:r>
+        <w:rPr>
+          <w:rFonts w:ascii="Calibri" w:cs="Calibri" w:eastAsia="Calibri" w:hAnsi="Calibri"/>
+          <w:sz w:val="21"/>
+          <w:szCs w:val="21"/>
+        </w:rPr>
+        <w:t xml:space="preserve">Each Client understands that information shared by either spouse with Attorney in connection with this engagement will not be treated as confidential from the other spouse, and that Attorney cannot maintain separate confidences between joint Clients regarding the subject matter of this engagement. If, at any point, Attorney determines that a conflict of interest exists between the Clients that cannot be waived, Attorney reserves the right to withdraw from representing either or both Clients.</w:t>
       </w:r>
     </w:p>
     <w:p>
@@ -407,20 +547,20 @@
           <w:sz w:val="22"/>
           <w:szCs w:val="22"/>
         </w:rPr>
-        <w:t xml:space="preserve">Section 5. Client Responsibilities</w:t>
-      </w:r>
-    </w:p>
-    <w:p>
-      <w:pPr>
-        <w:spacing w:after="140" w:line="276"/>
-      </w:pPr>
-      <w:r>
-        <w:rPr>
-          <w:rFonts w:ascii="Calibri" w:cs="Calibri" w:eastAsia="Calibri" w:hAnsi="Calibri"/>
-          <w:sz w:val="21"/>
-          <w:szCs w:val="21"/>
-        </w:rPr>
-        <w:t xml:space="preserve">Client agrees to provide complete and accurate information necessary for Attorney to prepare the document(s) described in this Agreement, and to respond to Attorney's requests in a timely manner. Delay in providing requested information or in reviewing and executing completed documents may delay delivery of the deliverable.</w:t>
+        <w:t xml:space="preserve">Section 5. Deliverables and Acceptance</w:t>
+      </w:r>
+    </w:p>
+    <w:p>
+      <w:pPr>
+        <w:spacing w:after="140" w:line="276"/>
+      </w:pPr>
+      <w:r>
+        <w:rPr>
+          <w:rFonts w:ascii="Calibri" w:cs="Calibri" w:eastAsia="Calibri" w:hAnsi="Calibri"/>
+          <w:sz w:val="21"/>
+          <w:szCs w:val="21"/>
+        </w:rPr>
+        <w:t xml:space="preserve">Client has 5 business days from the date of delivery to review the deliverable and request revisions within the scope of this engagement. The deliverable is deemed accepted if Attorney receives no written objection within that period. Revisions requested outside the 5 business day window, or revisions that exceed the scope described in Section 1, will be billed as an out-of-scope service at Attorney's then-current hourly rate.</w:t>
       </w:r>
     </w:p>
     <w:p>
@@ -436,20 +576,20 @@
           <w:sz w:val="22"/>
           <w:szCs w:val="22"/>
         </w:rPr>
-        <w:t xml:space="preserve">Section 6. Communication and Business Hours</w:t>
-      </w:r>
-    </w:p>
-    <w:p>
-      <w:pPr>
-        <w:spacing w:after="140" w:line="276"/>
-      </w:pPr>
-      <w:r>
-        <w:rPr>
-          <w:rFonts w:ascii="Calibri" w:cs="Calibri" w:eastAsia="Calibri" w:hAnsi="Calibri"/>
-          <w:sz w:val="21"/>
-          <w:szCs w:val="21"/>
-        </w:rPr>
-        <w:t xml:space="preserve">The Firm's business hours are Monday through Friday, 9:30 a.m. to 4:30 p.m. Central Time. Attorney has no obligation to respond to communications received outside of business hours, and after-hours voicemails may be deleted without response. Attorney reserves the right to bill any expedited or after-hours request at Attorney's then-current hourly rate.</w:t>
+        <w:t xml:space="preserve">Section 6. Client Responsibilities</w:t>
+      </w:r>
+    </w:p>
+    <w:p>
+      <w:pPr>
+        <w:spacing w:after="140" w:line="276"/>
+      </w:pPr>
+      <w:r>
+        <w:rPr>
+          <w:rFonts w:ascii="Calibri" w:cs="Calibri" w:eastAsia="Calibri" w:hAnsi="Calibri"/>
+          <w:sz w:val="21"/>
+          <w:szCs w:val="21"/>
+        </w:rPr>
+        <w:t xml:space="preserve">Client agrees to provide complete and accurate information necessary for Attorney to prepare the document(s) described in this Agreement, and to respond to Attorney's requests in a timely manner. Delay in providing requested information or in reviewing and executing completed documents may delay delivery of the deliverable.</w:t>
       </w:r>
     </w:p>
     <w:p>
@@ -465,20 +605,20 @@
           <w:sz w:val="22"/>
           <w:szCs w:val="22"/>
         </w:rPr>
-        <w:t xml:space="preserve">Section 7. Confidentiality</w:t>
-      </w:r>
-    </w:p>
-    <w:p>
-      <w:pPr>
-        <w:spacing w:after="140" w:line="276"/>
-      </w:pPr>
-      <w:r>
-        <w:rPr>
-          <w:rFonts w:ascii="Calibri" w:cs="Calibri" w:eastAsia="Calibri" w:hAnsi="Calibri"/>
-          <w:sz w:val="21"/>
-          <w:szCs w:val="21"/>
-        </w:rPr>
-        <w:t xml:space="preserve">Attorney will maintain the confidentiality of information Client provides in connection with this engagement, consistent with Georgia Rule of Professional Conduct 1.6 and Texas Disciplinary Rule of Professional Conduct 1.05, subject to the Joint Representation Disclosure above where applicable.</w:t>
+        <w:t xml:space="preserve">Section 7. Communication and Business Hours</w:t>
+      </w:r>
+    </w:p>
+    <w:p>
+      <w:pPr>
+        <w:spacing w:after="140" w:line="276"/>
+      </w:pPr>
+      <w:r>
+        <w:rPr>
+          <w:rFonts w:ascii="Calibri" w:cs="Calibri" w:eastAsia="Calibri" w:hAnsi="Calibri"/>
+          <w:sz w:val="21"/>
+          <w:szCs w:val="21"/>
+        </w:rPr>
+        <w:t xml:space="preserve">The Firm's business hours are Monday through Friday, 9:30 a.m. to 4:30 p.m. Central Time. Attorney has no obligation to respond to communications received outside of business hours, and after-hours voicemails may be deleted without response. Attorney reserves the right to bill any expedited or after-hours request at Attorney's then-current hourly rate.</w:t>
       </w:r>
     </w:p>
     <w:p>
@@ -494,20 +634,20 @@
           <w:sz w:val="22"/>
           <w:szCs w:val="22"/>
         </w:rPr>
-        <w:t xml:space="preserve">Section 8. Termination</w:t>
-      </w:r>
-    </w:p>
-    <w:p>
-      <w:pPr>
-        <w:spacing w:after="140" w:line="276"/>
-      </w:pPr>
-      <w:r>
-        <w:rPr>
-          <w:rFonts w:ascii="Calibri" w:cs="Calibri" w:eastAsia="Calibri" w:hAnsi="Calibri"/>
-          <w:sz w:val="21"/>
-          <w:szCs w:val="21"/>
-        </w:rPr>
-        <w:t xml:space="preserve">Either Party may terminate this Agreement as provided under Georgia Rule of Professional Conduct 1.16 and Texas Disciplinary Rule of Professional Conduct 1.15. Fees for work performed prior to termination are earned and non-refundable. If this Agreement is terminated before the deliverable is complete, Attorney will refund any unearned portion of the flat fee based on the work completed as of the termination date.</w:t>
+        <w:t xml:space="preserve">Section 8. Confidentiality</w:t>
+      </w:r>
+    </w:p>
+    <w:p>
+      <w:pPr>
+        <w:spacing w:after="140" w:line="276"/>
+      </w:pPr>
+      <w:r>
+        <w:rPr>
+          <w:rFonts w:ascii="Calibri" w:cs="Calibri" w:eastAsia="Calibri" w:hAnsi="Calibri"/>
+          <w:sz w:val="21"/>
+          <w:szCs w:val="21"/>
+        </w:rPr>
+        <w:t xml:space="preserve">Attorney will maintain the confidentiality of information Client provides in connection with this engagement, consistent with Georgia Rule of Professional Conduct 1.6 and Texas Disciplinary Rule of Professional Conduct 1.05, subject to the Joint Representation Disclosure above where applicable.</w:t>
       </w:r>
     </w:p>
     <w:p>
@@ -523,20 +663,20 @@
           <w:sz w:val="22"/>
           <w:szCs w:val="22"/>
         </w:rPr>
-        <w:t xml:space="preserve">Section 9. Malpractice Insurance Disclosure</w:t>
-      </w:r>
-    </w:p>
-    <w:p>
-      <w:pPr>
-        <w:spacing w:after="140" w:line="276"/>
-      </w:pPr>
-      <w:r>
-        <w:rPr>
-          <w:rFonts w:ascii="Calibri" w:cs="Calibri" w:eastAsia="Calibri" w:hAnsi="Calibri"/>
-          <w:sz w:val="21"/>
-          <w:szCs w:val="21"/>
-        </w:rPr>
-        <w:t xml:space="preserve">Attorney carries professional liability (malpractice) insurance.</w:t>
+        <w:t xml:space="preserve">Section 9. Termination</w:t>
+      </w:r>
+    </w:p>
+    <w:p>
+      <w:pPr>
+        <w:spacing w:after="140" w:line="276"/>
+      </w:pPr>
+      <w:r>
+        <w:rPr>
+          <w:rFonts w:ascii="Calibri" w:cs="Calibri" w:eastAsia="Calibri" w:hAnsi="Calibri"/>
+          <w:sz w:val="21"/>
+          <w:szCs w:val="21"/>
+        </w:rPr>
+        <w:t xml:space="preserve">Either Party may terminate this Agreement as provided under Georgia Rule of Professional Conduct 1.16 and Texas Disciplinary Rule of Professional Conduct 1.15. Fees for work performed prior to termination are earned and non-refundable. If this Agreement is terminated before the deliverable is complete, Attorney will refund any unearned portion of the flat fee based on the work completed as of the termination date.</w:t>
       </w:r>
     </w:p>
     <w:p>
@@ -552,20 +692,20 @@
           <w:sz w:val="22"/>
           <w:szCs w:val="22"/>
         </w:rPr>
-        <w:t xml:space="preserve">Section 10. Dispute Resolution</w:t>
-      </w:r>
-    </w:p>
-    <w:p>
-      <w:pPr>
-        <w:spacing w:after="140" w:line="276"/>
-      </w:pPr>
-      <w:r>
-        <w:rPr>
-          <w:rFonts w:ascii="Calibri" w:cs="Calibri" w:eastAsia="Calibri" w:hAnsi="Calibri"/>
-          <w:sz w:val="21"/>
-          <w:szCs w:val="21"/>
-        </w:rPr>
-        <w:t xml:space="preserve">Any dispute regarding fees arising under this Agreement is subject to a seven (7) day written notice period as a good faith prerequisite to formal proceedings. If the dispute is not resolved within that period, it will be submitted to binding arbitration administered under the State Bar of Texas fee dispute and arbitration procedures, before a single arbitrator, with each Party bearing its own costs and fees. Both Parties waive the right to a jury trial.</w:t>
+        <w:t xml:space="preserve">Section 10. Malpractice Insurance Disclosure</w:t>
+      </w:r>
+    </w:p>
+    <w:p>
+      <w:pPr>
+        <w:spacing w:after="140" w:line="276"/>
+      </w:pPr>
+      <w:r>
+        <w:rPr>
+          <w:rFonts w:ascii="Calibri" w:cs="Calibri" w:eastAsia="Calibri" w:hAnsi="Calibri"/>
+          <w:sz w:val="21"/>
+          <w:szCs w:val="21"/>
+        </w:rPr>
+        <w:t xml:space="preserve">Attorney carries professional liability (malpractice) insurance.</w:t>
       </w:r>
     </w:p>
     <w:p>
@@ -581,20 +721,20 @@
           <w:sz w:val="22"/>
           <w:szCs w:val="22"/>
         </w:rPr>
-        <w:t xml:space="preserve">Section 11. Governing Law</w:t>
-      </w:r>
-    </w:p>
-    <w:p>
-      <w:pPr>
-        <w:spacing w:after="140" w:line="276"/>
-      </w:pPr>
-      <w:r>
-        <w:rPr>
-          <w:rFonts w:ascii="Calibri" w:cs="Calibri" w:eastAsia="Calibri" w:hAnsi="Calibri"/>
-          <w:sz w:val="21"/>
-          <w:szCs w:val="21"/>
-        </w:rPr>
-        <w:t xml:space="preserve">This Agreement is governed by the laws of the state indicated by Client's election below, without regard to conflict of law principles.</w:t>
+        <w:t xml:space="preserve">Section 11. Dispute Resolution</w:t>
+      </w:r>
+    </w:p>
+    <w:p>
+      <w:pPr>
+        <w:spacing w:after="140" w:line="276"/>
+      </w:pPr>
+      <w:r>
+        <w:rPr>
+          <w:rFonts w:ascii="Calibri" w:cs="Calibri" w:eastAsia="Calibri" w:hAnsi="Calibri"/>
+          <w:sz w:val="21"/>
+          <w:szCs w:val="21"/>
+        </w:rPr>
+        <w:t xml:space="preserve">Any dispute regarding fees arising under this Agreement is subject to a seven (7) day written notice period as a good faith prerequisite to formal proceedings. If the dispute is not resolved within that period, it will be submitted to binding arbitration administered under the State Bar of Texas fee dispute and arbitration procedures, before a single arbitrator, with each Party bearing its own costs and fees. Both Parties waive the right to a jury trial.</w:t>
       </w:r>
     </w:p>
     <w:p>
@@ -610,7 +750,36 @@
           <w:sz w:val="22"/>
           <w:szCs w:val="22"/>
         </w:rPr>
-        <w:t xml:space="preserve">Section 12. Entire Agreement</w:t>
+        <w:t xml:space="preserve">Section 12. Governing Law</w:t>
+      </w:r>
+    </w:p>
+    <w:p>
+      <w:pPr>
+        <w:spacing w:after="140" w:line="276"/>
+      </w:pPr>
+      <w:r>
+        <w:rPr>
+          <w:rFonts w:ascii="Calibri" w:cs="Calibri" w:eastAsia="Calibri" w:hAnsi="Calibri"/>
+          <w:sz w:val="21"/>
+          <w:szCs w:val="21"/>
+        </w:rPr>
+        <w:t xml:space="preserve">This Agreement is governed by the laws of the state indicated by Client's election below, without regard to conflict of law principles.</w:t>
+      </w:r>
+    </w:p>
+    <w:p>
+      <w:pPr>
+        <w:spacing w:after="100" w:before="200"/>
+      </w:pPr>
+      <w:r>
+        <w:rPr>
+          <w:rFonts w:ascii="Calibri" w:cs="Calibri" w:eastAsia="Calibri" w:hAnsi="Calibri"/>
+          <w:b/>
+          <w:bCs/>
+          <w:color w:val="1F3050"/>
+          <w:sz w:val="22"/>
+          <w:szCs w:val="22"/>
+        </w:rPr>
+        <w:t xml:space="preserve">Section 13. Entire Agreement</w:t>
       </w:r>
     </w:p>
     <w:p>
